--- a/zht/docx/219.content.docx
+++ b/zht/docx/219.content.docx
@@ -379,18 +379,12 @@
           <w:lang w:val="zh_TW" w:bidi="zh_TW"/>
         </w:rPr>
       </w:r>
-      <w:hyperlink r:id="rId13">
-        <w:r>
-          <w:rPr>
-            <w:lang w:val="zh_TW" w:bidi="zh_TW"/>
-          </w:rPr>
-          <w:rPr>
-            <w:color w:val="0000EE"/>
-            <w:u w:val="single"/>
-          </w:rPr>
-          <w:t>哥林多後書1:3</w:t>
-        </w:r>
-      </w:hyperlink>
+      <w:r>
+        <w:rPr>
+          <w:lang w:val="zh_TW" w:bidi="zh_TW"/>
+        </w:rPr>
+        <w:t>哥林多後書1:3</w:t>
+      </w:r>
     </w:p>
     <w:p>
       <w:pPr>
@@ -403,18 +397,12 @@
           <w:lang w:val="zh_TW" w:bidi="zh_TW"/>
         </w:rPr>
       </w:r>
-      <w:hyperlink r:id="rId14">
-        <w:r>
-          <w:rPr>
-            <w:lang w:val="zh_TW" w:bidi="zh_TW"/>
-          </w:rPr>
-          <w:rPr>
-            <w:color w:val="0000EE"/>
-            <w:u w:val="single"/>
-          </w:rPr>
-          <w:t>使徒行傳2:47</w:t>
-        </w:r>
-      </w:hyperlink>
+      <w:r>
+        <w:rPr>
+          <w:lang w:val="zh_TW" w:bidi="zh_TW"/>
+        </w:rPr>
+        <w:t>使徒行傳2:47</w:t>
+      </w:r>
     </w:p>
     <w:p>
       <w:pPr>
@@ -427,18 +415,12 @@
           <w:lang w:val="zh_TW" w:bidi="zh_TW"/>
         </w:rPr>
       </w:r>
-      <w:hyperlink r:id="rId15">
-        <w:r>
-          <w:rPr>
-            <w:lang w:val="zh_TW" w:bidi="zh_TW"/>
-          </w:rPr>
-          <w:rPr>
-            <w:color w:val="0000EE"/>
-            <w:u w:val="single"/>
-          </w:rPr>
-          <w:t>使徒行傳13:48</w:t>
-        </w:r>
-      </w:hyperlink>
+      <w:r>
+        <w:rPr>
+          <w:lang w:val="zh_TW" w:bidi="zh_TW"/>
+        </w:rPr>
+        <w:t>使徒行傳13:48</w:t>
+      </w:r>
     </w:p>
     <w:p>
       <w:pPr>
@@ -451,18 +433,12 @@
           <w:lang w:val="zh_TW" w:bidi="zh_TW"/>
         </w:rPr>
       </w:r>
-      <w:hyperlink r:id="rId16">
-        <w:r>
-          <w:rPr>
-            <w:lang w:val="zh_TW" w:bidi="zh_TW"/>
-          </w:rPr>
-          <w:rPr>
-            <w:color w:val="0000EE"/>
-            <w:u w:val="single"/>
-          </w:rPr>
-          <w:t>但以理書3:28</w:t>
-        </w:r>
-      </w:hyperlink>
+      <w:r>
+        <w:rPr>
+          <w:lang w:val="zh_TW" w:bidi="zh_TW"/>
+        </w:rPr>
+        <w:t>但以理書3:28</w:t>
+      </w:r>
     </w:p>
     <w:p>
       <w:pPr>
@@ -475,18 +451,12 @@
           <w:lang w:val="zh_TW" w:bidi="zh_TW"/>
         </w:rPr>
       </w:r>
-      <w:hyperlink r:id="rId17">
-        <w:r>
-          <w:rPr>
-            <w:lang w:val="zh_TW" w:bidi="zh_TW"/>
-          </w:rPr>
-          <w:rPr>
-            <w:color w:val="0000EE"/>
-            <w:u w:val="single"/>
-          </w:rPr>
-          <w:t>以弗所書1:3</w:t>
-        </w:r>
-      </w:hyperlink>
+      <w:r>
+        <w:rPr>
+          <w:lang w:val="zh_TW" w:bidi="zh_TW"/>
+        </w:rPr>
+        <w:t>以弗所書1:3</w:t>
+      </w:r>
     </w:p>
     <w:p>
       <w:pPr>
@@ -499,18 +469,12 @@
           <w:lang w:val="zh_TW" w:bidi="zh_TW"/>
         </w:rPr>
       </w:r>
-      <w:hyperlink r:id="rId18">
-        <w:r>
-          <w:rPr>
-            <w:lang w:val="zh_TW" w:bidi="zh_TW"/>
-          </w:rPr>
-          <w:rPr>
-            <w:color w:val="0000EE"/>
-            <w:u w:val="single"/>
-          </w:rPr>
-          <w:t>創世記49:8</w:t>
-        </w:r>
-      </w:hyperlink>
+      <w:r>
+        <w:rPr>
+          <w:lang w:val="zh_TW" w:bidi="zh_TW"/>
+        </w:rPr>
+        <w:t>創世記49:8</w:t>
+      </w:r>
     </w:p>
     <w:p>
       <w:pPr>
@@ -523,18 +487,12 @@
           <w:lang w:val="zh_TW" w:bidi="zh_TW"/>
         </w:rPr>
       </w:r>
-      <w:hyperlink r:id="rId19">
-        <w:r>
-          <w:rPr>
-            <w:lang w:val="zh_TW" w:bidi="zh_TW"/>
-          </w:rPr>
-          <w:rPr>
-            <w:color w:val="0000EE"/>
-            <w:u w:val="single"/>
-          </w:rPr>
-          <w:t>雅各書3:9–10</w:t>
-        </w:r>
-      </w:hyperlink>
+      <w:r>
+        <w:rPr>
+          <w:lang w:val="zh_TW" w:bidi="zh_TW"/>
+        </w:rPr>
+        <w:t>雅各書3:9–10</w:t>
+      </w:r>
     </w:p>
     <w:p>
       <w:pPr>
@@ -547,18 +505,12 @@
           <w:lang w:val="zh_TW" w:bidi="zh_TW"/>
         </w:rPr>
       </w:r>
-      <w:hyperlink r:id="rId20">
-        <w:r>
-          <w:rPr>
-            <w:lang w:val="zh_TW" w:bidi="zh_TW"/>
-          </w:rPr>
-          <w:rPr>
-            <w:color w:val="0000EE"/>
-            <w:u w:val="single"/>
-          </w:rPr>
-          <w:t>約翰福音5:41–42</w:t>
-        </w:r>
-      </w:hyperlink>
+      <w:r>
+        <w:rPr>
+          <w:lang w:val="zh_TW" w:bidi="zh_TW"/>
+        </w:rPr>
+        <w:t>約翰福音5:41–42</w:t>
+      </w:r>
     </w:p>
     <w:p>
       <w:pPr>
@@ -571,18 +523,12 @@
           <w:lang w:val="zh_TW" w:bidi="zh_TW"/>
         </w:rPr>
       </w:r>
-      <w:hyperlink r:id="rId21">
-        <w:r>
-          <w:rPr>
-            <w:lang w:val="zh_TW" w:bidi="zh_TW"/>
-          </w:rPr>
-          <w:rPr>
-            <w:color w:val="0000EE"/>
-            <w:u w:val="single"/>
-          </w:rPr>
-          <w:t>路加福音1:46</w:t>
-        </w:r>
-      </w:hyperlink>
+      <w:r>
+        <w:rPr>
+          <w:lang w:val="zh_TW" w:bidi="zh_TW"/>
+        </w:rPr>
+        <w:t>路加福音1:46</w:t>
+      </w:r>
     </w:p>
     <w:p>
       <w:pPr>
@@ -595,18 +541,12 @@
           <w:lang w:val="zh_TW" w:bidi="zh_TW"/>
         </w:rPr>
       </w:r>
-      <w:hyperlink r:id="rId22">
-        <w:r>
-          <w:rPr>
-            <w:lang w:val="zh_TW" w:bidi="zh_TW"/>
-          </w:rPr>
-          <w:rPr>
-            <w:color w:val="0000EE"/>
-            <w:u w:val="single"/>
-          </w:rPr>
-          <w:t>路加福音1:64–66</w:t>
-        </w:r>
-      </w:hyperlink>
+      <w:r>
+        <w:rPr>
+          <w:lang w:val="zh_TW" w:bidi="zh_TW"/>
+        </w:rPr>
+        <w:t>路加福音1:64–66</w:t>
+      </w:r>
     </w:p>
     <w:p>
       <w:pPr>
@@ -619,18 +559,12 @@
           <w:lang w:val="zh_TW" w:bidi="zh_TW"/>
         </w:rPr>
       </w:r>
-      <w:hyperlink r:id="rId23">
-        <w:r>
-          <w:rPr>
-            <w:lang w:val="zh_TW" w:bidi="zh_TW"/>
-          </w:rPr>
-          <w:rPr>
-            <w:color w:val="0000EE"/>
-            <w:u w:val="single"/>
-          </w:rPr>
-          <w:t>路加福音19:37–38</w:t>
-        </w:r>
-      </w:hyperlink>
+      <w:r>
+        <w:rPr>
+          <w:lang w:val="zh_TW" w:bidi="zh_TW"/>
+        </w:rPr>
+        <w:t>路加福音19:37–38</w:t>
+      </w:r>
     </w:p>
     <w:p>
       <w:pPr>
@@ -643,18 +577,12 @@
           <w:lang w:val="zh_TW" w:bidi="zh_TW"/>
         </w:rPr>
       </w:r>
-      <w:hyperlink r:id="rId24">
-        <w:r>
-          <w:rPr>
-            <w:lang w:val="zh_TW" w:bidi="zh_TW"/>
-          </w:rPr>
-          <w:rPr>
-            <w:color w:val="0000EE"/>
-            <w:u w:val="single"/>
-          </w:rPr>
-          <w:t>馬太福音11:25–27</w:t>
-        </w:r>
-      </w:hyperlink>
+      <w:r>
+        <w:rPr>
+          <w:lang w:val="zh_TW" w:bidi="zh_TW"/>
+        </w:rPr>
+        <w:t>馬太福音11:25–27</w:t>
+      </w:r>
     </w:p>
     <w:p>
       <w:pPr>
@@ -667,18 +595,12 @@
           <w:lang w:val="zh_TW" w:bidi="zh_TW"/>
         </w:rPr>
       </w:r>
-      <w:hyperlink r:id="rId25">
-        <w:r>
-          <w:rPr>
-            <w:lang w:val="zh_TW" w:bidi="zh_TW"/>
-          </w:rPr>
-          <w:rPr>
-            <w:color w:val="0000EE"/>
-            <w:u w:val="single"/>
-          </w:rPr>
-          <w:t>馬太福音15:29–31</w:t>
-        </w:r>
-      </w:hyperlink>
+      <w:r>
+        <w:rPr>
+          <w:lang w:val="zh_TW" w:bidi="zh_TW"/>
+        </w:rPr>
+        <w:t>馬太福音15:29–31</w:t>
+      </w:r>
     </w:p>
     <w:p>
       <w:pPr>
